--- a/src/main/resources/templates/Vinfast/phan-xet-duyet-vinfast.docx
+++ b/src/main/resources/templates/Vinfast/phan-xet-duyet-vinfast.docx
@@ -195,43 +195,22 @@
         <w:rPr>
           <w:sz w:val="24"/>
         </w:rPr>
-        <w:t>01/2025/10987477/HĐTD ngày 09/05/2025 đến thời điểm hiện tại (bao gồm cả số dư thấu chi nhưng chưa bao gồm khoản vay theo Hợp đồng cấp bảo lãnh cụ thể này): 42</w:t>
+        <w:t xml:space="preserve">01/2025/10987477/HĐTD ngày 09/05/2025 đến thời điểm hiện tại (bao gồm cả số dư thấu chi nhưng chưa bao gồm khoản vay theo Hợp đồng cấp bảo lãnh cụ thể này): </w:t>
+      </w:r>
+      <w:r>
+        <w:rPr>
+          <w:b/>
+          <w:bCs/>
+          <w:sz w:val="26"/>
+          <w:szCs w:val="26"/>
+        </w:rPr>
+        <w:t>{{GHTDaSuDung}}</w:t>
       </w:r>
       <w:r>
         <w:rPr>
           <w:sz w:val="24"/>
         </w:rPr>
         <w:t>.</w:t>
-      </w:r>
-      <w:r>
-        <w:rPr>
-          <w:sz w:val="24"/>
-        </w:rPr>
-        <w:t>458</w:t>
-      </w:r>
-      <w:r>
-        <w:rPr>
-          <w:sz w:val="24"/>
-        </w:rPr>
-        <w:t>.</w:t>
-      </w:r>
-      <w:r>
-        <w:rPr>
-          <w:sz w:val="24"/>
-        </w:rPr>
-        <w:t>254</w:t>
-      </w:r>
-      <w:r>
-        <w:rPr>
-          <w:sz w:val="24"/>
-        </w:rPr>
-        <w:t>.</w:t>
-      </w:r>
-      <w:r>
-        <w:rPr>
-          <w:sz w:val="24"/>
-        </w:rPr>
-        <w:t>860 đồng.</w:t>
       </w:r>
     </w:p>
     <w:p>
@@ -427,34 +406,18 @@
         <w:ind w:left="0" w:firstLine="0"/>
         <w:jc w:val="left"/>
         <w:rPr>
-          <w:color w:val="0F9ED5" w:themeColor="accent4"/>
-          <w:sz w:val="24"/>
-        </w:rPr>
-      </w:pPr>
-      <w:r>
-        <w:rPr>
-          <w:rFonts w:eastAsia="Calibri"/>
-          <w:sz w:val="24"/>
-        </w:rPr>
-        <w:tab/>
-      </w:r>
-      <w:r>
-        <w:rPr>
           <w:b/>
           <w:bCs/>
           <w:color w:val="0070C0"/>
           <w:sz w:val="24"/>
         </w:rPr>
-        <w:t>{{EXPECTED_GUARANTEE_AMOUNT}}</w:t>
-      </w:r>
-      <w:r>
-        <w:rPr>
-          <w:color w:val="0070C0"/>
-          <w:kern w:val="0"/>
-          <w:sz w:val="24"/>
-          <w14:ligatures w14:val="none"/>
-        </w:rPr>
-        <w:t xml:space="preserve"> × 2%/năm × 29/365 ngày = </w:t>
+      </w:pPr>
+      <w:r>
+        <w:rPr>
+          <w:rFonts w:eastAsia="Calibri"/>
+          <w:sz w:val="24"/>
+        </w:rPr>
+        <w:tab/>
       </w:r>
       <w:r>
         <w:rPr>
@@ -463,44 +426,16 @@
           <w:color w:val="0070C0"/>
           <w:sz w:val="24"/>
         </w:rPr>
-        <w:t>{{EXPECTED_GUARANTEE_AMOUNT_PHI}}</w:t>
-      </w:r>
-    </w:p>
-    <w:p>
-      <w:pPr>
-        <w:spacing w:after="120" w:line="312" w:lineRule="auto"/>
-        <w:ind w:left="0" w:firstLine="252"/>
-        <w:rPr>
-          <w:sz w:val="24"/>
-        </w:rPr>
-      </w:pPr>
-      <w:r>
-        <w:rPr>
-          <w:sz w:val="24"/>
-        </w:rPr>
-        <w:t>+ Phí sử dụng mẫu Thư bảo lãnh khác mẫu của BIDV: 330.000 đồng/lần. (bao gồm thuế VAT)</w:t>
-      </w:r>
-    </w:p>
-    <w:p>
-      <w:pPr>
-        <w:spacing w:after="120" w:line="312" w:lineRule="auto"/>
-        <w:ind w:left="0" w:firstLine="284"/>
-        <w:rPr>
-          <w:color w:val="0F9ED5" w:themeColor="accent4"/>
-          <w:sz w:val="24"/>
-        </w:rPr>
-      </w:pPr>
-      <w:r>
-        <w:rPr>
-          <w:sz w:val="24"/>
-        </w:rPr>
-        <w:t>=&gt;Vậy tổng phí bảo lãnh phải thu là</w:t>
-      </w:r>
-      <w:r>
-        <w:rPr>
-          <w:sz w:val="24"/>
-        </w:rPr>
-        <w:t xml:space="preserve"> </w:t>
+        <w:t>{{EXPECTED_GUARANTEE_AMOUNT}}</w:t>
+      </w:r>
+      <w:r>
+        <w:rPr>
+          <w:color w:val="0070C0"/>
+          <w:kern w:val="0"/>
+          <w:sz w:val="24"/>
+          <w14:ligatures w14:val="none"/>
+        </w:rPr>
+        <w:t xml:space="preserve"> × 2%/năm × 29/365 ngày = </w:t>
       </w:r>
       <w:r>
         <w:rPr>
@@ -509,24 +444,73 @@
           <w:color w:val="0070C0"/>
           <w:sz w:val="24"/>
         </w:rPr>
-        <w:t>{{EXPECTED_GUARANTEE_AMOUNT_PHI_TONG}}</w:t>
-      </w:r>
-      <w:r>
-        <w:rPr>
-          <w:color w:val="FF0000"/>
-          <w:sz w:val="24"/>
-        </w:rPr>
-        <w:t>.</w:t>
-      </w:r>
-      <w:r>
-        <w:rPr>
-          <w:sz w:val="24"/>
-        </w:rPr>
-        <w:t xml:space="preserve"> (Bằng chữ:</w:t>
-      </w:r>
-      <w:r>
-        <w:rPr>
-          <w:color w:val="0000CC"/>
+        <w:t>{{EXPECTED_GUARANTEE_AMOUNT_PHI}}</w:t>
+      </w:r>
+    </w:p>
+    <w:p>
+      <w:pPr>
+        <w:tabs>
+          <w:tab w:val="center" w:pos="1170"/>
+          <w:tab w:val="center" w:pos="2902"/>
+          <w:tab w:val="center" w:pos="4105"/>
+          <w:tab w:val="center" w:pos="4663"/>
+          <w:tab w:val="center" w:pos="5696"/>
+          <w:tab w:val="center" w:pos="6466"/>
+          <w:tab w:val="center" w:pos="7371"/>
+          <w:tab w:val="center" w:pos="8219"/>
+        </w:tabs>
+        <w:spacing w:after="120" w:line="312" w:lineRule="auto"/>
+        <w:ind w:left="0" w:firstLine="0"/>
+        <w:jc w:val="left"/>
+        <w:rPr>
+          <w:color w:val="0F9ED5" w:themeColor="accent4"/>
+          <w:sz w:val="24"/>
+        </w:rPr>
+      </w:pPr>
+      <w:r>
+        <w:rPr>
+          <w:color w:val="EE0000"/>
+          <w:kern w:val="0"/>
+          <w:sz w:val="26"/>
+          <w:szCs w:val="26"/>
+          <w14:ligatures w14:val="none"/>
+        </w:rPr>
+        <w:t xml:space="preserve">  {{guaranteeFeeNote}}                             </w:t>
+      </w:r>
+    </w:p>
+    <w:p>
+      <w:pPr>
+        <w:spacing w:after="120" w:line="312" w:lineRule="auto"/>
+        <w:ind w:left="0" w:firstLine="252"/>
+        <w:rPr>
+          <w:sz w:val="24"/>
+        </w:rPr>
+      </w:pPr>
+      <w:r>
+        <w:rPr>
+          <w:sz w:val="24"/>
+        </w:rPr>
+        <w:t>+ Phí sử dụng mẫu Thư bảo lãnh khác mẫu của BIDV: 330.000 đồng/lần. (bao gồm thuế VAT)</w:t>
+      </w:r>
+    </w:p>
+    <w:p>
+      <w:pPr>
+        <w:spacing w:after="120" w:line="312" w:lineRule="auto"/>
+        <w:ind w:left="0" w:firstLine="284"/>
+        <w:rPr>
+          <w:color w:val="0F9ED5" w:themeColor="accent4"/>
+          <w:sz w:val="24"/>
+        </w:rPr>
+      </w:pPr>
+      <w:r>
+        <w:rPr>
+          <w:sz w:val="24"/>
+        </w:rPr>
+        <w:lastRenderedPageBreak/>
+        <w:t>=&gt;Vậy tổng phí bảo lãnh phải thu là</w:t>
+      </w:r>
+      <w:r>
+        <w:rPr>
           <w:sz w:val="24"/>
         </w:rPr>
         <w:t xml:space="preserve"> </w:t>
@@ -538,6 +522,35 @@
           <w:color w:val="0070C0"/>
           <w:sz w:val="24"/>
         </w:rPr>
+        <w:t>{{EXPECTED_GUARANTEE_AMOUNT_PHI_TONG}}</w:t>
+      </w:r>
+      <w:r>
+        <w:rPr>
+          <w:color w:val="FF0000"/>
+          <w:sz w:val="24"/>
+        </w:rPr>
+        <w:t>.</w:t>
+      </w:r>
+      <w:r>
+        <w:rPr>
+          <w:sz w:val="24"/>
+        </w:rPr>
+        <w:t xml:space="preserve"> (Bằng chữ:</w:t>
+      </w:r>
+      <w:r>
+        <w:rPr>
+          <w:color w:val="0000CC"/>
+          <w:sz w:val="24"/>
+        </w:rPr>
+        <w:t xml:space="preserve"> </w:t>
+      </w:r>
+      <w:r>
+        <w:rPr>
+          <w:b/>
+          <w:bCs/>
+          <w:color w:val="0070C0"/>
+          <w:sz w:val="24"/>
+        </w:rPr>
         <w:t>{{EXPECTED_GUARANTEE_AMOUNT_PHI_TONG_TEXT}}</w:t>
       </w:r>
       <w:r>
@@ -567,7 +580,6 @@
         <w:rPr>
           <w:sz w:val="24"/>
         </w:rPr>
-        <w:lastRenderedPageBreak/>
         <w:t xml:space="preserve">     - Phương thức thu phí bảo lãnh: Thu một lần ngay khi phát hành bảo lãnh</w:t>
       </w:r>
       <w:r>

--- a/src/main/resources/templates/Vinfast/phan-xet-duyet-vinfast.docx
+++ b/src/main/resources/templates/Vinfast/phan-xet-duyet-vinfast.docx
@@ -126,22 +126,40 @@
         <w:spacing w:after="120" w:line="312" w:lineRule="auto"/>
         <w:ind w:left="0" w:firstLine="0"/>
         <w:rPr>
-          <w:sz w:val="24"/>
-        </w:rPr>
-      </w:pPr>
-      <w:r>
-        <w:rPr>
-          <w:sz w:val="24"/>
-        </w:rPr>
-        <w:t xml:space="preserve">4. Hạn mức tín dụng: </w:t>
-      </w:r>
-      <w:r>
-        <w:rPr>
           <w:b/>
           <w:bCs/>
           <w:sz w:val="24"/>
         </w:rPr>
-        <w:t>{{GHTD}}</w:t>
+      </w:pPr>
+      <w:r>
+        <w:rPr>
+          <w:sz w:val="24"/>
+        </w:rPr>
+        <w:t xml:space="preserve">4. Hạn mức tín dụng: </w:t>
+      </w:r>
+      <w:r>
+        <w:rPr>
+          <w:b/>
+          <w:bCs/>
+          <w:sz w:val="24"/>
+        </w:rPr>
+        <w:t>{{</w:t>
+      </w:r>
+      <w:r>
+        <w:rPr>
+          <w:b/>
+          <w:bCs/>
+          <w:sz w:val="24"/>
+        </w:rPr>
+        <w:t>creditLimit</w:t>
+      </w:r>
+      <w:r>
+        <w:rPr>
+          <w:b/>
+          <w:bCs/>
+          <w:sz w:val="24"/>
+        </w:rPr>
+        <w:t>}}</w:t>
       </w:r>
     </w:p>
     <w:p>
@@ -187,24 +205,45 @@
       <w:pPr>
         <w:spacing w:after="120" w:line="312" w:lineRule="auto"/>
         <w:ind w:left="0" w:firstLine="0"/>
-        <w:rPr>
-          <w:sz w:val="24"/>
-        </w:rPr>
-      </w:pPr>
-      <w:r>
-        <w:rPr>
-          <w:sz w:val="24"/>
-        </w:rPr>
-        <w:t xml:space="preserve">01/2025/10987477/HĐTD ngày 09/05/2025 đến thời điểm hiện tại (bao gồm cả số dư thấu chi nhưng chưa bao gồm khoản vay theo Hợp đồng cấp bảo lãnh cụ thể này): </w:t>
-      </w:r>
-      <w:r>
         <w:rPr>
           <w:b/>
           <w:bCs/>
           <w:sz w:val="26"/>
           <w:szCs w:val="26"/>
         </w:rPr>
-        <w:t>{{GHTDaSuDung}}</w:t>
+      </w:pPr>
+      <w:r>
+        <w:rPr>
+          <w:sz w:val="24"/>
+        </w:rPr>
+        <w:t xml:space="preserve">01/2025/10987477/HĐTD ngày 09/05/2025 đến thời điểm hiện tại (bao gồm cả số dư thấu chi nhưng chưa bao gồm khoản vay theo Hợp đồng cấp bảo lãnh cụ thể này): </w:t>
+      </w:r>
+      <w:r>
+        <w:rPr>
+          <w:b/>
+          <w:bCs/>
+          <w:sz w:val="26"/>
+          <w:szCs w:val="26"/>
+        </w:rPr>
+        <w:t>{{</w:t>
+      </w:r>
+      <w:r>
+        <w:rPr>
+          <w:b/>
+          <w:bCs/>
+          <w:sz w:val="26"/>
+          <w:szCs w:val="26"/>
+        </w:rPr>
+        <w:t>usedLimit</w:t>
+      </w:r>
+      <w:r>
+        <w:rPr>
+          <w:b/>
+          <w:bCs/>
+          <w:sz w:val="26"/>
+          <w:szCs w:val="26"/>
+        </w:rPr>
+        <w:t>}}</w:t>
       </w:r>
       <w:r>
         <w:rPr>
@@ -218,6 +257,7 @@
         <w:spacing w:after="120" w:line="312" w:lineRule="auto"/>
         <w:ind w:left="0" w:right="2" w:firstLine="450"/>
         <w:rPr>
+          <w:color w:val="0070C0"/>
           <w:sz w:val="24"/>
         </w:rPr>
       </w:pPr>
@@ -232,7 +272,21 @@
           <w:color w:val="0070C0"/>
           <w:sz w:val="24"/>
         </w:rPr>
-        <w:t>{{GHTDConSD}}</w:t>
+        <w:t>{{</w:t>
+      </w:r>
+      <w:r>
+        <w:rPr>
+          <w:color w:val="0070C0"/>
+          <w:sz w:val="24"/>
+        </w:rPr>
+        <w:t>remainingLimit</w:t>
+      </w:r>
+      <w:r>
+        <w:rPr>
+          <w:color w:val="0070C0"/>
+          <w:sz w:val="24"/>
+        </w:rPr>
+        <w:t>}}</w:t>
       </w:r>
     </w:p>
     <w:p>
@@ -659,16 +713,8 @@
         <w:rPr>
           <w:sz w:val="24"/>
         </w:rPr>
-        <w:t xml:space="preserve">+ TSBĐ là tài sản hình thành từ nguồn tài trợ của BIDV Đồng Tháp là các xe ô tô mới 100% của Khách hàng theo Hợp đồng thế chấp tài sản hình thành trong tương lai số 01/2025/10987477/HĐBĐ ngày 11/04/2025, và các văn bản sửa đổi đính kèm. Hợp đồng đại lý phân phối xe điện Vinfast số VFT-OT-20250105 ngày </w:t>
-      </w:r>
-      <w:proofErr w:type="gramStart"/>
-      <w:r>
-        <w:rPr>
-          <w:sz w:val="24"/>
-        </w:rPr>
-        <w:t>10/03/2025;</w:t>
-      </w:r>
-      <w:proofErr w:type="gramEnd"/>
+        <w:t>+ TSBĐ là tài sản hình thành từ nguồn tài trợ của BIDV Đồng Tháp là các xe ô tô mới 100% của Khách hàng theo Hợp đồng thế chấp tài sản hình thành trong tương lai số 01/2025/10987477/HĐBĐ ngày 11/04/2025, và các văn bản sửa đổi đính kèm. Hợp đồng đại lý phân phối xe điện Vinfast số VFT-OT-20250105 ngày 10/03/2025;</w:t>
+      </w:r>
       <w:r>
         <w:rPr>
           <w:sz w:val="24"/>
@@ -697,25 +743,15 @@
           <w:color w:val="0F9ED5" w:themeColor="accent4"/>
           <w:sz w:val="24"/>
         </w:rPr>
-        <w:t>{{GUARANTEE_DATE}</w:t>
-      </w:r>
-      <w:proofErr w:type="gramStart"/>
-      <w:r>
-        <w:rPr>
-          <w:i/>
+        <w:t>{{GUARANTEE_DATE}}</w:t>
+      </w:r>
+      <w:r>
+        <w:rPr>
           <w:color w:val="0F9ED5" w:themeColor="accent4"/>
           <w:sz w:val="24"/>
         </w:rPr>
-        <w:t>}</w:t>
-      </w:r>
-      <w:r>
-        <w:rPr>
-          <w:color w:val="0F9ED5" w:themeColor="accent4"/>
-          <w:sz w:val="24"/>
-        </w:rPr>
         <w:t>;</w:t>
       </w:r>
-      <w:proofErr w:type="gramEnd"/>
     </w:p>
     <w:p>
       <w:pPr>
@@ -1951,7 +1987,6 @@
   <w:style w:type="character" w:default="1" w:styleId="DefaultParagraphFont">
     <w:name w:val="Default Paragraph Font"/>
     <w:uiPriority w:val="1"/>
-    <w:semiHidden/>
     <w:unhideWhenUsed/>
   </w:style>
   <w:style w:type="table" w:default="1" w:styleId="TableNormal">
@@ -1985,6 +2020,37 @@
       <w:ind w:left="720"/>
       <w:contextualSpacing/>
     </w:pPr>
+  </w:style>
+  <w:style w:type="paragraph" w:styleId="HTMLPreformatted">
+    <w:name w:val="HTML Preformatted"/>
+    <w:basedOn w:val="Normal"/>
+    <w:link w:val="HTMLPreformattedChar"/>
+    <w:uiPriority w:val="99"/>
+    <w:semiHidden/>
+    <w:unhideWhenUsed/>
+    <w:rsid w:val="006D1C9E"/>
+    <w:pPr>
+      <w:spacing w:after="0" w:line="240" w:lineRule="auto"/>
+    </w:pPr>
+    <w:rPr>
+      <w:rFonts w:ascii="Consolas" w:hAnsi="Consolas"/>
+      <w:sz w:val="20"/>
+      <w:szCs w:val="20"/>
+    </w:rPr>
+  </w:style>
+  <w:style w:type="character" w:customStyle="1" w:styleId="HTMLPreformattedChar">
+    <w:name w:val="HTML Preformatted Char"/>
+    <w:basedOn w:val="DefaultParagraphFont"/>
+    <w:link w:val="HTMLPreformatted"/>
+    <w:uiPriority w:val="99"/>
+    <w:semiHidden/>
+    <w:rsid w:val="006D1C9E"/>
+    <w:rPr>
+      <w:rFonts w:ascii="Consolas" w:eastAsia="Times New Roman" w:hAnsi="Consolas" w:cs="Times New Roman"/>
+      <w:color w:val="000000"/>
+      <w:sz w:val="20"/>
+      <w:szCs w:val="20"/>
+    </w:rPr>
   </w:style>
 </w:styles>
 </file>

--- a/src/main/resources/templates/Vinfast/phan-xet-duyet-vinfast.docx
+++ b/src/main/resources/templates/Vinfast/phan-xet-duyet-vinfast.docx
@@ -59,22 +59,106 @@
         <w:rPr>
           <w:sz w:val="24"/>
         </w:rPr>
-        <w:t>1. Hợp đồng tín dụng hạn mức số 01/2025/10987477/HĐTD ngày 09/05/2025</w:t>
-      </w:r>
-    </w:p>
-    <w:p>
-      <w:pPr>
-        <w:spacing w:after="120" w:line="312" w:lineRule="auto"/>
-        <w:ind w:left="0" w:firstLine="0"/>
-        <w:rPr>
-          <w:sz w:val="24"/>
-        </w:rPr>
-      </w:pPr>
-      <w:r>
-        <w:rPr>
-          <w:sz w:val="24"/>
-        </w:rPr>
-        <w:t>2. Thời hạn từ ngày 09/05/2025 đến hết ngày 09/05/2026</w:t>
+        <w:t xml:space="preserve">1. Hợp đồng tín dụng hạn mức số </w:t>
+      </w:r>
+      <w:r>
+        <w:rPr>
+          <w:sz w:val="24"/>
+        </w:rPr>
+        <w:t xml:space="preserve">{{HDTD}} </w:t>
+      </w:r>
+      <w:r>
+        <w:rPr>
+          <w:sz w:val="24"/>
+        </w:rPr>
+        <w:t xml:space="preserve">ngày </w:t>
+      </w:r>
+      <w:r>
+        <w:rPr>
+          <w:sz w:val="24"/>
+        </w:rPr>
+        <w:t>{{HDTD_DATE}}</w:t>
+      </w:r>
+    </w:p>
+    <w:p>
+      <w:pPr>
+        <w:pStyle w:val="TableParagraph"/>
+        <w:spacing w:after="120" w:line="312" w:lineRule="auto"/>
+        <w:rPr>
+          <w:spacing w:val="-2"/>
+          <w:sz w:val="26"/>
+          <w:szCs w:val="26"/>
+          <w:lang w:val="en-US"/>
+        </w:rPr>
+      </w:pPr>
+      <w:r>
+        <w:rPr>
+          <w:sz w:val="24"/>
+        </w:rPr>
+        <w:t xml:space="preserve">2. Thời hạn từ ngày </w:t>
+      </w:r>
+      <w:r>
+        <w:rPr>
+          <w:spacing w:val="-2"/>
+          <w:sz w:val="26"/>
+          <w:szCs w:val="26"/>
+          <w:lang w:val="en-US"/>
+        </w:rPr>
+        <w:t>{{HDTD_DATE}}</w:t>
+      </w:r>
+      <w:r>
+        <w:rPr>
+          <w:sz w:val="26"/>
+          <w:szCs w:val="26"/>
+        </w:rPr>
+        <w:t xml:space="preserve"> đến</w:t>
+      </w:r>
+      <w:r>
+        <w:rPr>
+          <w:spacing w:val="-1"/>
+          <w:sz w:val="26"/>
+          <w:szCs w:val="26"/>
+        </w:rPr>
+        <w:t xml:space="preserve"> </w:t>
+      </w:r>
+      <w:r>
+        <w:rPr>
+          <w:sz w:val="26"/>
+          <w:szCs w:val="26"/>
+        </w:rPr>
+        <w:t>hết</w:t>
+      </w:r>
+      <w:r>
+        <w:rPr>
+          <w:spacing w:val="1"/>
+          <w:sz w:val="26"/>
+          <w:szCs w:val="26"/>
+        </w:rPr>
+        <w:t xml:space="preserve"> </w:t>
+      </w:r>
+      <w:r>
+        <w:rPr>
+          <w:sz w:val="26"/>
+          <w:szCs w:val="26"/>
+        </w:rPr>
+        <w:t>ngày</w:t>
+      </w:r>
+      <w:r>
+        <w:rPr>
+          <w:spacing w:val="-2"/>
+          <w:sz w:val="26"/>
+          <w:szCs w:val="26"/>
+        </w:rPr>
+        <w:t xml:space="preserve"> </w:t>
+      </w:r>
+      <w:r>
+        <w:rPr>
+          <w:spacing w:val="-2"/>
+          <w:sz w:val="26"/>
+          <w:szCs w:val="26"/>
+          <w:lang w:val="en-US"/>
+        </w:rPr>
+        <w:t>{{HDTD_DATE_expired}}</w:t>
       </w:r>
     </w:p>
     <w:p>
@@ -396,7 +480,31 @@
         <w:rPr>
           <w:sz w:val="24"/>
         </w:rPr>
-        <w:t>3. Thời hạn hiệu lực bảo lãnh: có hiệu lực kể từ ngày phát hành thư bảo lãnh và có thời hạn 29 ngày kể từ thời điểm có hiệu lực nêu trên</w:t>
+        <w:t xml:space="preserve">3. Thời hạn hiệu lực bảo lãnh: có hiệu lực kể từ ngày phát hành thư bảo lãnh và có thời hạn </w:t>
+      </w:r>
+      <w:r>
+        <w:rPr>
+          <w:sz w:val="24"/>
+        </w:rPr>
+        <w:t>{{</w:t>
+      </w:r>
+      <w:r>
+        <w:rPr>
+          <w:sz w:val="24"/>
+        </w:rPr>
+        <w:t>guaranteeTermDays</w:t>
+      </w:r>
+      <w:r>
+        <w:rPr>
+          <w:sz w:val="24"/>
+        </w:rPr>
+        <w:t>}}</w:t>
+      </w:r>
+      <w:r>
+        <w:rPr>
+          <w:sz w:val="24"/>
+        </w:rPr>
+        <w:t xml:space="preserve"> ngày kể từ thời điểm có hiệu lực nêu trên</w:t>
       </w:r>
     </w:p>
     <w:p>
@@ -460,26 +568,26 @@
         <w:ind w:left="0" w:firstLine="0"/>
         <w:jc w:val="left"/>
         <w:rPr>
+          <w:color w:val="0070C0"/>
+          <w:kern w:val="0"/>
+          <w:sz w:val="24"/>
+          <w14:ligatures w14:val="none"/>
+        </w:rPr>
+      </w:pPr>
+      <w:r>
+        <w:rPr>
+          <w:rFonts w:eastAsia="Calibri"/>
+          <w:sz w:val="24"/>
+        </w:rPr>
+        <w:tab/>
+      </w:r>
+      <w:r>
+        <w:rPr>
           <w:b/>
           <w:bCs/>
           <w:color w:val="0070C0"/>
           <w:sz w:val="24"/>
         </w:rPr>
-      </w:pPr>
-      <w:r>
-        <w:rPr>
-          <w:rFonts w:eastAsia="Calibri"/>
-          <w:sz w:val="24"/>
-        </w:rPr>
-        <w:tab/>
-      </w:r>
-      <w:r>
-        <w:rPr>
-          <w:b/>
-          <w:bCs/>
-          <w:color w:val="0070C0"/>
-          <w:sz w:val="24"/>
-        </w:rPr>
         <w:t>{{EXPECTED_GUARANTEE_AMOUNT}}</w:t>
       </w:r>
       <w:r>
@@ -489,7 +597,43 @@
           <w:sz w:val="24"/>
           <w14:ligatures w14:val="none"/>
         </w:rPr>
-        <w:t xml:space="preserve"> × 2%/năm × 29/365 ngày = </w:t>
+        <w:t xml:space="preserve"> × 2%/năm × </w:t>
+      </w:r>
+      <w:r>
+        <w:rPr>
+          <w:color w:val="0070C0"/>
+          <w:kern w:val="0"/>
+          <w:sz w:val="24"/>
+          <w14:ligatures w14:val="none"/>
+        </w:rPr>
+        <w:t>{{</w:t>
+      </w:r>
+      <w:r>
+        <w:rPr>
+          <w:color w:val="0070C0"/>
+          <w:kern w:val="0"/>
+          <w:sz w:val="24"/>
+          <w14:ligatures w14:val="none"/>
+        </w:rPr>
+        <w:t>guaranteeTermDays</w:t>
+      </w:r>
+      <w:r>
+        <w:rPr>
+          <w:color w:val="0070C0"/>
+          <w:kern w:val="0"/>
+          <w:sz w:val="24"/>
+          <w14:ligatures w14:val="none"/>
+        </w:rPr>
+        <w:t>}}</w:t>
+      </w:r>
+      <w:r>
+        <w:rPr>
+          <w:color w:val="0070C0"/>
+          <w:kern w:val="0"/>
+          <w:sz w:val="24"/>
+          <w14:ligatures w14:val="none"/>
+        </w:rPr>
+        <w:t xml:space="preserve">/365 ngày = </w:t>
       </w:r>
       <w:r>
         <w:rPr>
@@ -704,17 +848,48 @@
       <w:pPr>
         <w:spacing w:after="120" w:line="312" w:lineRule="auto"/>
         <w:ind w:left="0" w:right="1" w:firstLine="360"/>
-        <w:jc w:val="left"/>
-        <w:rPr>
-          <w:sz w:val="24"/>
-        </w:rPr>
-      </w:pPr>
-      <w:r>
-        <w:rPr>
-          <w:sz w:val="24"/>
-        </w:rPr>
-        <w:t>+ TSBĐ là tài sản hình thành từ nguồn tài trợ của BIDV Đồng Tháp là các xe ô tô mới 100% của Khách hàng theo Hợp đồng thế chấp tài sản hình thành trong tương lai số 01/2025/10987477/HĐBĐ ngày 11/04/2025, và các văn bản sửa đổi đính kèm. Hợp đồng đại lý phân phối xe điện Vinfast số VFT-OT-20250105 ngày 10/03/2025;</w:t>
-      </w:r>
+        <w:rPr>
+          <w:sz w:val="24"/>
+        </w:rPr>
+      </w:pPr>
+      <w:r>
+        <w:rPr>
+          <w:sz w:val="24"/>
+        </w:rPr>
+        <w:t xml:space="preserve">+ TSBĐ là tài sản hình thành từ nguồn tài trợ của BIDV Đồng Tháp là các xe ô tô mới 100% của Khách hàng theo Hợp đồng thế chấp tài sản hình thành trong tương lai số </w:t>
+      </w:r>
+      <w:r>
+        <w:rPr>
+          <w:sz w:val="24"/>
+        </w:rPr>
+        <w:t xml:space="preserve">{{HDBD}} </w:t>
+      </w:r>
+      <w:r>
+        <w:rPr>
+          <w:sz w:val="24"/>
+        </w:rPr>
+        <w:t xml:space="preserve">ngày </w:t>
+      </w:r>
+      <w:r>
+        <w:rPr>
+          <w:sz w:val="24"/>
+        </w:rPr>
+        <w:t>{{HDBD_DATE}}</w:t>
+      </w:r>
+      <w:r>
+        <w:rPr>
+          <w:sz w:val="24"/>
+        </w:rPr>
+        <w:t xml:space="preserve">, và các văn bản sửa đổi đính kèm. Hợp đồng đại lý phân phối xe điện Vinfast số VFT-OT-20250105 ngày </w:t>
+      </w:r>
+      <w:proofErr w:type="gramStart"/>
+      <w:r>
+        <w:rPr>
+          <w:sz w:val="24"/>
+        </w:rPr>
+        <w:t>10/03/2025;</w:t>
+      </w:r>
+      <w:proofErr w:type="gramEnd"/>
       <w:r>
         <w:rPr>
           <w:sz w:val="24"/>
@@ -726,32 +901,107 @@
       <w:pPr>
         <w:spacing w:after="120" w:line="312" w:lineRule="auto"/>
         <w:ind w:left="0" w:right="1" w:firstLine="360"/>
-        <w:jc w:val="left"/>
-        <w:rPr>
-          <w:sz w:val="24"/>
-        </w:rPr>
-      </w:pPr>
-      <w:r>
-        <w:rPr>
-          <w:sz w:val="24"/>
-        </w:rPr>
-        <w:t xml:space="preserve">Và theo danh sách đơn hàng của khách hàng đề nghị BIDV Đồng Tháp bảo lãnh ngày </w:t>
-      </w:r>
-      <w:r>
         <w:rPr>
           <w:i/>
           <w:color w:val="0F9ED5" w:themeColor="accent4"/>
           <w:sz w:val="24"/>
         </w:rPr>
-        <w:t>{{GUARANTEE_DATE}}</w:t>
-      </w:r>
-      <w:r>
-        <w:rPr>
+      </w:pPr>
+      <w:r>
+        <w:rPr>
+          <w:sz w:val="24"/>
+        </w:rPr>
+        <w:t xml:space="preserve">Và theo danh sách đơn hàng của khách hàng đề nghị BIDV Đồng Tháp bảo lãnh ngày </w:t>
+      </w:r>
+      <w:r>
+        <w:rPr>
+          <w:i/>
           <w:color w:val="0F9ED5" w:themeColor="accent4"/>
           <w:sz w:val="24"/>
         </w:rPr>
+        <w:t>{{CURRENT_DATE}</w:t>
+      </w:r>
+      <w:proofErr w:type="gramStart"/>
+      <w:r>
+        <w:rPr>
+          <w:i/>
+          <w:color w:val="0F9ED5" w:themeColor="accent4"/>
+          <w:sz w:val="24"/>
+        </w:rPr>
+        <w:t>}</w:t>
+      </w:r>
+      <w:r>
+        <w:rPr>
+          <w:i/>
+          <w:color w:val="0F9ED5" w:themeColor="accent4"/>
+          <w:sz w:val="24"/>
+        </w:rPr>
         <w:t>;</w:t>
       </w:r>
+      <w:proofErr w:type="gramEnd"/>
+    </w:p>
+    <w:p>
+      <w:pPr>
+        <w:spacing w:after="120" w:line="312" w:lineRule="auto"/>
+        <w:ind w:left="0" w:right="1" w:firstLine="360"/>
+        <w:rPr>
+          <w:sz w:val="24"/>
+        </w:rPr>
+      </w:pPr>
+      <w:r>
+        <w:rPr>
+          <w:sz w:val="24"/>
+        </w:rPr>
+        <w:t>+ Các hợp đồng thế chấp/cầm cố khác được giao kết cùng ngày hoặc sau ngày ký Hợp đồng này giữa Công ty và/hoặc bên thứ ba (gọi chung là Bên bảo đảm) với Ngân hàng để bảo đảm cho các nghĩa vụ của Công ty tại Ngân hàng.</w:t>
+      </w:r>
+    </w:p>
+    <w:p>
+      <w:pPr>
+        <w:spacing w:after="120" w:line="312" w:lineRule="auto"/>
+        <w:ind w:left="0" w:firstLine="0"/>
+        <w:rPr>
+          <w:sz w:val="24"/>
+        </w:rPr>
+      </w:pPr>
+      <w:r>
+        <w:rPr>
+          <w:sz w:val="24"/>
+        </w:rPr>
+        <w:t xml:space="preserve">7.Các nội dung khác được thực hiện theo cam kết của Công ty và theo Hợp đồng tín dụng hạn mức số </w:t>
+      </w:r>
+      <w:r>
+        <w:rPr>
+          <w:sz w:val="24"/>
+        </w:rPr>
+        <w:t xml:space="preserve">{{HDTD}} </w:t>
+      </w:r>
+      <w:r>
+        <w:rPr>
+          <w:sz w:val="24"/>
+        </w:rPr>
+        <w:t xml:space="preserve">ngày </w:t>
+      </w:r>
+      <w:r>
+        <w:rPr>
+          <w:sz w:val="24"/>
+        </w:rPr>
+        <w:t>{{HDTD_DATE}}</w:t>
+      </w:r>
+    </w:p>
+    <w:p>
+      <w:pPr>
+        <w:spacing w:after="120" w:line="312" w:lineRule="auto"/>
+        <w:ind w:left="0" w:firstLine="0"/>
+        <w:rPr>
+          <w:sz w:val="24"/>
+        </w:rPr>
+      </w:pPr>
+      <w:r>
+        <w:rPr>
+          <w:sz w:val="24"/>
+        </w:rPr>
+        <w:t>8. Hợp đồng này được lập thành 03 bản có giá trị pháp lý như nhau, Ngân hàng giữ 02 bản, khách hàng giữ 01 bản.</w:t>
+      </w:r>
     </w:p>
     <w:p>
       <w:pPr>
@@ -765,52 +1015,31 @@
         <w:rPr>
           <w:sz w:val="24"/>
         </w:rPr>
-        <w:t>+ Các hợp đồng thế chấp/cầm cố khác được giao kết cùng ngày hoặc sau ngày ký Hợp đồng này giữa Công ty và/hoặc bên thứ ba (gọi chung là Bên bảo đảm) với Ngân hàng để bảo đảm cho các nghĩa vụ của Công ty tại Ngân hàng.</w:t>
-      </w:r>
-    </w:p>
-    <w:p>
-      <w:pPr>
-        <w:spacing w:after="120" w:line="312" w:lineRule="auto"/>
-        <w:ind w:left="0" w:firstLine="0"/>
-        <w:rPr>
-          <w:sz w:val="24"/>
-        </w:rPr>
-      </w:pPr>
-      <w:r>
-        <w:rPr>
-          <w:sz w:val="24"/>
-        </w:rPr>
-        <w:t>7.Các nội dung khác được thực hiện theo cam kết của Công ty và theo Hợp đồng tín dụng hạn mức số 01/2025/10987477/HĐTD ngày 09/05/2025</w:t>
-      </w:r>
-    </w:p>
-    <w:p>
-      <w:pPr>
-        <w:spacing w:after="120" w:line="312" w:lineRule="auto"/>
-        <w:ind w:left="0" w:firstLine="0"/>
-        <w:rPr>
-          <w:sz w:val="24"/>
-        </w:rPr>
-      </w:pPr>
-      <w:r>
-        <w:rPr>
-          <w:sz w:val="24"/>
-        </w:rPr>
-        <w:t>8. Hợp đồng này được lập thành 03 bản có giá trị pháp lý như nhau, Ngân hàng giữ 02 bản, khách hàng giữ 01 bản.</w:t>
-      </w:r>
-    </w:p>
-    <w:p>
-      <w:pPr>
-        <w:spacing w:after="120" w:line="312" w:lineRule="auto"/>
-        <w:ind w:left="0" w:firstLine="360"/>
-        <w:rPr>
-          <w:sz w:val="24"/>
-        </w:rPr>
-      </w:pPr>
-      <w:r>
-        <w:rPr>
-          <w:sz w:val="24"/>
-        </w:rPr>
-        <w:t>Giấy đề nghị cấp bảo lãnh kiêm hợp đồng cấp bảo lãnh cụ thể này là một phần không tách rời của Hợp đồng cấp bảo lãnh hạn mức số 01/2025/10987477/HĐTD ngày 09/05/2025 được lập thành 03 bản, có giá trị pháp lý như nhau, Ngân hàng giữ 02 bản, Bên được bảo lãnh giữ 01 bản.</w:t>
+        <w:t xml:space="preserve">Giấy đề nghị cấp bảo lãnh kiêm hợp đồng cấp bảo lãnh cụ thể này là một phần không tách rời của Hợp đồng cấp bảo lãnh hạn mức số </w:t>
+      </w:r>
+      <w:r>
+        <w:rPr>
+          <w:sz w:val="24"/>
+        </w:rPr>
+        <w:t xml:space="preserve">{{HDTD}} </w:t>
+      </w:r>
+      <w:r>
+        <w:rPr>
+          <w:sz w:val="24"/>
+        </w:rPr>
+        <w:t xml:space="preserve">ngày </w:t>
+      </w:r>
+      <w:r>
+        <w:rPr>
+          <w:sz w:val="24"/>
+        </w:rPr>
+        <w:t>{{HDTD_DATE}}</w:t>
+      </w:r>
+      <w:r>
+        <w:rPr>
+          <w:sz w:val="24"/>
+        </w:rPr>
+        <w:t xml:space="preserve"> được lập thành 03 bản, có giá trị pháp lý như nhau, Ngân hàng giữ 02 bản, Bên được bảo lãnh giữ 01 bản.</w:t>
       </w:r>
     </w:p>
     <w:p>
@@ -819,8 +1048,8 @@
         <w:ind w:left="0" w:right="299" w:firstLine="0"/>
         <w:jc w:val="right"/>
         <w:rPr>
-          <w:sz w:val="26"/>
-          <w:szCs w:val="26"/>
+          <w:i/>
+          <w:color w:val="0F9ED5" w:themeColor="accent4"/>
         </w:rPr>
       </w:pPr>
       <w:r>
@@ -836,13 +1065,13 @@
           <w:i/>
           <w:color w:val="0F9ED5" w:themeColor="accent4"/>
         </w:rPr>
-        <w:t>{{GUARANTEE_DATE_TITLE}}</w:t>
-      </w:r>
-    </w:p>
-    <w:p>
-      <w:pPr>
-        <w:spacing w:after="0" w:line="360" w:lineRule="auto"/>
-        <w:ind w:left="0" w:right="463" w:firstLine="0"/>
+        <w:t>{{CURRENT_DATE_TITLE}}</w:t>
+      </w:r>
+    </w:p>
+    <w:p>
+      <w:pPr>
+        <w:spacing w:after="89" w:line="360" w:lineRule="auto"/>
+        <w:ind w:left="0" w:right="299" w:firstLine="0"/>
         <w:jc w:val="right"/>
         <w:rPr>
           <w:b/>
@@ -2052,6 +2281,28 @@
       <w:szCs w:val="20"/>
     </w:rPr>
   </w:style>
+  <w:style w:type="paragraph" w:customStyle="1" w:styleId="TableParagraph">
+    <w:name w:val="Table Paragraph"/>
+    <w:basedOn w:val="Normal"/>
+    <w:uiPriority w:val="1"/>
+    <w:qFormat/>
+    <w:rsid w:val="007C49D7"/>
+    <w:pPr>
+      <w:widowControl w:val="0"/>
+      <w:autoSpaceDE w:val="0"/>
+      <w:autoSpaceDN w:val="0"/>
+      <w:spacing w:after="0" w:line="240" w:lineRule="auto"/>
+      <w:ind w:left="0" w:firstLine="0"/>
+      <w:jc w:val="left"/>
+    </w:pPr>
+    <w:rPr>
+      <w:color w:val="auto"/>
+      <w:kern w:val="0"/>
+      <w:szCs w:val="22"/>
+      <w:lang w:val="vi" w:eastAsia="en-US"/>
+      <w14:ligatures w14:val="none"/>
+    </w:rPr>
+  </w:style>
 </w:styles>
 </file>
 

--- a/src/main/resources/templates/Vinfast/phan-xet-duyet-vinfast.docx
+++ b/src/main/resources/templates/Vinfast/phan-xet-duyet-vinfast.docx
@@ -695,6 +695,7 @@
       <w:pPr>
         <w:spacing w:after="120" w:line="312" w:lineRule="auto"/>
         <w:ind w:left="0" w:firstLine="284"/>
+        <w:jc w:val="left"/>
         <w:rPr>
           <w:color w:val="0F9ED5" w:themeColor="accent4"/>
           <w:sz w:val="24"/>
@@ -2216,6 +2217,7 @@
   <w:style w:type="character" w:default="1" w:styleId="DefaultParagraphFont">
     <w:name w:val="Default Paragraph Font"/>
     <w:uiPriority w:val="1"/>
+    <w:semiHidden/>
     <w:unhideWhenUsed/>
   </w:style>
   <w:style w:type="table" w:default="1" w:styleId="TableNormal">
